--- a/TO-DO.docx
+++ b/TO-DO.docx
@@ -30,7 +30,7 @@
         </w:numPr>
       </w:pPr>
       <w:r>
-        <w:t>Make mobile version.</w:t>
+        <w:t>Validate code.</w:t>
       </w:r>
     </w:p>
     <w:p>
@@ -42,10 +42,7 @@
         </w:numPr>
       </w:pPr>
       <w:r>
-        <w:t>Change design (to be not Cl</w:t>
-      </w:r>
-      <w:r>
-        <w:t>aude style).</w:t>
+        <w:t>Change design (to be not Claude style).</w:t>
       </w:r>
     </w:p>
     <w:p>
@@ -57,17 +54,13 @@
         </w:numPr>
       </w:pPr>
       <w:r>
-        <w:t>Validate</w:t>
+        <w:t>Make mobile version.</w:t>
       </w:r>
-      <w:r>
-        <w:t xml:space="preserve"> </w:t>
-      </w:r>
-      <w:r>
-        <w:t>Content-Based Filtering (CBF)</w:t>
-      </w:r>
-      <w:r>
-        <w:t>.</w:t>
-      </w:r>
+    </w:p>
+    <w:p>
+      <w:pPr>
+        <w:pStyle w:val="a9"/>
+      </w:pPr>
     </w:p>
     <w:sectPr>
       <w:pgSz w:w="12240" w:h="15840"/>
